--- a/aac-skills/aac-performance-review-audit/DIRECT NAME - Annual Performance Review - YEAR (template, 2026-09-23).docx
+++ b/aac-skills/aac-performance-review-audit/DIRECT NAME - Annual Performance Review - YEAR (template, 2026-09-23).docx
@@ -937,7 +937,7 @@
   <w:docDefaults>
     <w:rPrDefault>
       <w:rPr>
-        <w:rFonts w:ascii="Times New Roman" w:eastAsia="Times New Roman" w:hAnsi="Times New Roman" w:cs="Times New Roman"/>
+        <w:rFonts w:ascii="Aptos" w:eastAsia="Aptos" w:hAnsi="Aptos" w:cs="Aptos"/>
         <w:lang w:val="en-US" w:eastAsia="en-US" w:bidi="ar-SA"/>
       </w:rPr>
     </w:rPrDefault>
